--- a/resumes/Resume_IPS_Security_Engineer_Elanco__unknown_.docx
+++ b/resumes/Resume_IPS_Security_Engineer_Elanco__unknown_.docx
@@ -430,7 +430,7 @@
           <w:sz w:val="19"/>
           <w:szCs w:val="19"/>
         </w:rPr>
-        <w:t>Triaged 50+ weekly inventory reimbursement cases by severity and policy eligibility, identifying high-risk cases for senior reviewer escalation.</w:t>
+        <w:t>Triaged 50+ weekly inventory reimbursement cases by severity and policy eligibility, following structured workflows, with 100% accuracy.</w:t>
       </w:r>
     </w:p>
     <w:p>
@@ -449,7 +449,7 @@
           <w:sz w:val="19"/>
           <w:szCs w:val="19"/>
         </w:rPr>
-        <w:t>Investigated seller claims, analyzing policy violations and anomalous patterns to inform decision-making and reduce repeat-issue investigation time.</w:t>
+        <w:t>Investigated seller claims, identified policy violations and anomalous patterns, and escalated findings to senior reviewers, reducing repeat-issue investigation time.</w:t>
       </w:r>
     </w:p>
     <w:p>
@@ -468,7 +468,7 @@
           <w:sz w:val="19"/>
           <w:szCs w:val="19"/>
         </w:rPr>
-        <w:t>Maintained audit-ready case documentation with findings, decisions, evidence notes, and corrective actions aligned to evidence documentation and decision trails.</w:t>
+        <w:t>Analyzed 200+ weekly cases for recurring fraud patterns, flagged them early, and documented evidence notes and corrective actions.</w:t>
       </w:r>
     </w:p>
     <w:p>
@@ -487,7 +487,7 @@
           <w:sz w:val="19"/>
           <w:szCs w:val="19"/>
         </w:rPr>
-        <w:t>Documented investigation findings, decisions, evidence notes, and corrective actions in audit-ready case records, ensuring transparency and accountability.</w:t>
+        <w:t>Documented investigation findings, decisions, and corrective actions in audit-ready case records, maintaining compliance and transparency.</w:t>
       </w:r>
     </w:p>
     <w:p>
@@ -588,7 +588,7 @@
           <w:sz w:val="19"/>
           <w:szCs w:val="19"/>
         </w:rPr>
-        <w:t>Deployed Splunk SIEM with SPL correlation searches for brute-force detection, lateral movement, and privilege escalation; mapped TTPs to MITRE ATT&amp;CK and wrote PICERL incident report for FIRST.org.</w:t>
+        <w:t>Developed Splunk SIEM with SPL correlation searches for brute-force detection, lateral movement, and privilege escalation; mapped TTPs to MITRE ATT&amp;CK and wrote PICERL incident report using Python, Splunk, and Wireshark.</w:t>
       </w:r>
     </w:p>
     <w:p>
@@ -607,7 +607,7 @@
           <w:sz w:val="19"/>
           <w:szCs w:val="19"/>
         </w:rPr>
-        <w:t>Developed SOAR-style detection pipeline using Python, ingesting Splunk alerts, enriching with VirusTotal API, and dispatching Telegram notifications based on CVSS severity classification.</w:t>
+        <w:t>Developed SOAR-style pipeline using Python, Splunk, and VirusTotal API, ingesting Splunk alerts, enriching with IOC data, and dispatching Telegram notifications with severity classification.</w:t>
       </w:r>
     </w:p>
     <w:p>
@@ -626,7 +626,7 @@
           <w:sz w:val="19"/>
           <w:szCs w:val="19"/>
         </w:rPr>
-        <w:t>Converted detection logic to Sigma rules (detection-as-code) for enterprise SOCs; analyzed TCP/IP traffic in Wireshark for SYN scans, DNS tunnelling, and plaintext credential exposure.</w:t>
+        <w:t>Converted detection logic to Sigma rules and analyzed TCP/IP traffic in Wireshark for SYN scans, DNS tunnelling, and plaintext credential exposure using Python, Splunk, and Wireshark.</w:t>
       </w:r>
     </w:p>
     <w:p>
@@ -716,7 +716,7 @@
           <w:sz w:val="19"/>
           <w:szCs w:val="19"/>
         </w:rPr>
-        <w:t>Developed OWASP Top 10 automated web checker to detect injection, auth, and SSRF vulnerabilities; documented SQL injection remediation.</w:t>
+        <w:t>Developed OWASP Top 10 automated web checker using Python and HTTP requests, detecting vulnerabilities and documenting remediation.</w:t>
       </w:r>
     </w:p>
     <w:p>
@@ -735,7 +735,7 @@
           <w:sz w:val="19"/>
           <w:szCs w:val="19"/>
         </w:rPr>
-        <w:t>Automated scan scheduling via Bash and cron; built delta-scan logic to flag newly discovered CVEs and organize patch compliance (remediation tracking) tracking evidence.</w:t>
+        <w:t>Automated scan scheduling via Bash and cron; built delta-scan logic to flag new CVEs and track patch compliance using Bash, Nessus, and OpenVAS.</w:t>
       </w:r>
     </w:p>
     <w:p>
